--- a/plantillas/inmobiliaria/PT02_Verificacion_SPPLD_Avisos.docx
+++ b/plantillas/inmobiliaria/PT02_Verificacion_SPPLD_Avisos.docx
@@ -35,25 +35,7 @@
           <w:sz w:val="18"/>
           <w:szCs w:val="18"/>
         </w:rPr>
-        <w:t>[</w:t>
-      </w:r>
-      <w:proofErr w:type="spellStart"/>
-      <w:r>
-        <w:rPr>
-          <w:color w:val="000000"/>
-          <w:sz w:val="18"/>
-          <w:szCs w:val="18"/>
-        </w:rPr>
-        <w:t>La_Empresa</w:t>
-      </w:r>
-      <w:proofErr w:type="spellEnd"/>
-      <w:r>
-        <w:rPr>
-          <w:color w:val="000000"/>
-          <w:sz w:val="18"/>
-          <w:szCs w:val="18"/>
-        </w:rPr>
-        <w:t>]</w:t>
+        <w:t>[La_Empresa]</w:t>
       </w:r>
     </w:p>
     <w:p>
@@ -76,23 +58,7 @@
           <w:sz w:val="18"/>
           <w:szCs w:val="18"/>
         </w:rPr>
-        <w:t>[</w:t>
-      </w:r>
-      <w:r>
-        <w:rPr>
-          <w:color w:val="000000"/>
-          <w:sz w:val="18"/>
-          <w:szCs w:val="18"/>
-        </w:rPr>
-        <w:t>RFC</w:t>
-      </w:r>
-      <w:r>
-        <w:rPr>
-          <w:color w:val="000000"/>
-          <w:sz w:val="18"/>
-          <w:szCs w:val="18"/>
-        </w:rPr>
-        <w:t>]</w:t>
+        <w:t>[RFC]</w:t>
       </w:r>
     </w:p>
     <w:p>
@@ -115,23 +81,7 @@
           <w:sz w:val="18"/>
           <w:szCs w:val="18"/>
         </w:rPr>
-        <w:t>[</w:t>
-      </w:r>
-      <w:r>
-        <w:rPr>
-          <w:color w:val="000000"/>
-          <w:sz w:val="18"/>
-          <w:szCs w:val="18"/>
-        </w:rPr>
-        <w:t>Periodo</w:t>
-      </w:r>
-      <w:r>
-        <w:rPr>
-          <w:color w:val="000000"/>
-          <w:sz w:val="18"/>
-          <w:szCs w:val="18"/>
-        </w:rPr>
-        <w:t>]</w:t>
+        <w:t>[Periodo]</w:t>
       </w:r>
     </w:p>
     <w:tbl>
@@ -186,33 +136,7 @@
                 <w:bCs/>
                 <w:color w:val="FFFFFF"/>
               </w:rPr>
-              <w:t xml:space="preserve">1. VERIFICACION DE REGISTRO SPPLD — </w:t>
-            </w:r>
-            <w:r>
-              <w:rPr>
-                <w:b/>
-                <w:bCs/>
-                <w:color w:val="FFFFFF"/>
-              </w:rPr>
-              <w:t>[</w:t>
-            </w:r>
-            <w:proofErr w:type="spellStart"/>
-            <w:r>
-              <w:rPr>
-                <w:b/>
-                <w:bCs/>
-                <w:color w:val="FFFFFF"/>
-              </w:rPr>
-              <w:t>La_Empresa</w:t>
-            </w:r>
-            <w:proofErr w:type="spellEnd"/>
-            <w:r>
-              <w:rPr>
-                <w:b/>
-                <w:bCs/>
-                <w:color w:val="FFFFFF"/>
-              </w:rPr>
-              <w:t>]</w:t>
+              <w:t xml:space="preserve">1. VERIFICACION DE REGISTRO SPPLD — [La_Empresa]</w:t>
             </w:r>
           </w:p>
         </w:tc>
@@ -240,7 +164,6 @@
             <w:pPr>
               <w:spacing w:after="80"/>
             </w:pPr>
-            <w:proofErr w:type="gramStart"/>
             <w:r>
               <w:rPr>
                 <w:b/>
@@ -251,7 +174,6 @@
               </w:rPr>
               <w:t>ELEMENTO A VERIFICAR</w:t>
             </w:r>
-            <w:proofErr w:type="gramEnd"/>
           </w:p>
         </w:tc>
         <w:tc>
@@ -549,235 +471,203 @@
                 <w:sz w:val="17"/>
                 <w:szCs w:val="17"/>
               </w:rPr>
-              <w:t xml:space="preserve">El nombre / </w:t>
-            </w:r>
+              <w:t xml:space="preserve">El nombre / razón social en SPPLD coincide exactamente con el RFC</w:t>
+            </w:r>
+          </w:p>
+        </w:tc>
+        <w:tc>
+          <w:tcPr>
+            <w:tcW w:w="2340" w:type="dxa"/>
+            <w:tcBorders>
+              <w:top w:val="single" w:sz="1" w:space="0" w:color="CCCCCC"/>
+              <w:left w:val="single" w:sz="1" w:space="0" w:color="CCCCCC"/>
+              <w:bottom w:val="single" w:sz="1" w:space="0" w:color="CCCCCC"/>
+              <w:right w:val="single" w:sz="1" w:space="0" w:color="CCCCCC"/>
+            </w:tcBorders>
+            <w:shd w:val="clear" w:color="auto" w:fill="F5F5F0"/>
+            <w:tcMar>
+              <w:top w:w="80" w:type="dxa"/>
+              <w:left w:w="140" w:type="dxa"/>
+              <w:bottom w:w="80" w:type="dxa"/>
+              <w:right w:w="140" w:type="dxa"/>
+            </w:tcMar>
+            <w:vAlign w:val="center"/>
+          </w:tcPr>
+          <w:p>
+            <w:pPr>
+              <w:spacing w:after="80"/>
+            </w:pPr>
+            <w:r>
+              <w:rPr>
+                <w:color w:val="000000"/>
+                <w:sz w:val="16"/>
+                <w:szCs w:val="16"/>
+              </w:rPr>
+              <w:t>[ ] Correcto  [ ] Discrepancia:</w:t>
+            </w:r>
+          </w:p>
+        </w:tc>
+        <w:tc>
+          <w:tcPr>
+            <w:tcW w:w="1620" w:type="dxa"/>
+            <w:tcBorders>
+              <w:top w:val="single" w:sz="1" w:space="0" w:color="CCCCCC"/>
+              <w:left w:val="single" w:sz="1" w:space="0" w:color="CCCCCC"/>
+              <w:bottom w:val="single" w:sz="1" w:space="0" w:color="CCCCCC"/>
+              <w:right w:val="single" w:sz="1" w:space="0" w:color="CCCCCC"/>
+            </w:tcBorders>
+            <w:shd w:val="clear" w:color="auto" w:fill="F5F5F0"/>
+            <w:tcMar>
+              <w:top w:w="80" w:type="dxa"/>
+              <w:left w:w="140" w:type="dxa"/>
+              <w:bottom w:w="80" w:type="dxa"/>
+              <w:right w:w="140" w:type="dxa"/>
+            </w:tcMar>
+            <w:vAlign w:val="center"/>
+          </w:tcPr>
+          <w:p>
+            <w:pPr>
+              <w:spacing w:after="80"/>
+              <w:jc w:val="center"/>
+            </w:pPr>
+            <w:r>
+              <w:rPr>
+                <w:color w:val="000000"/>
+                <w:sz w:val="16"/>
+                <w:szCs w:val="16"/>
+              </w:rPr>
+              <w:t>[ ] V  [ ] A  [ ] R</w:t>
+            </w:r>
+          </w:p>
+        </w:tc>
+      </w:tr>
+      <w:tr>
+        <w:tc>
+          <w:tcPr>
+            <w:tcW w:w="5400" w:type="dxa"/>
+            <w:tcBorders>
+              <w:top w:val="single" w:sz="1" w:space="0" w:color="CCCCCC"/>
+              <w:left w:val="single" w:sz="1" w:space="0" w:color="CCCCCC"/>
+              <w:bottom w:val="single" w:sz="1" w:space="0" w:color="CCCCCC"/>
+              <w:right w:val="single" w:sz="1" w:space="0" w:color="CCCCCC"/>
+            </w:tcBorders>
+            <w:shd w:val="clear" w:color="auto" w:fill="FFFFFF"/>
+            <w:tcMar>
+              <w:top w:w="80" w:type="dxa"/>
+              <w:left w:w="140" w:type="dxa"/>
+              <w:bottom w:w="80" w:type="dxa"/>
+              <w:right w:w="140" w:type="dxa"/>
+            </w:tcMar>
+          </w:tcPr>
+          <w:p>
+            <w:pPr>
+              <w:spacing w:after="80"/>
+            </w:pPr>
             <w:r>
               <w:rPr>
                 <w:color w:val="000000"/>
                 <w:sz w:val="17"/>
                 <w:szCs w:val="17"/>
               </w:rPr>
-              <w:t>razón</w:t>
-            </w:r>
+              <w:t>El Representante de Cumplimiento registrado coincide con el D2</w:t>
+            </w:r>
+          </w:p>
+        </w:tc>
+        <w:tc>
+          <w:tcPr>
+            <w:tcW w:w="2340" w:type="dxa"/>
+            <w:tcBorders>
+              <w:top w:val="single" w:sz="1" w:space="0" w:color="CCCCCC"/>
+              <w:left w:val="single" w:sz="1" w:space="0" w:color="CCCCCC"/>
+              <w:bottom w:val="single" w:sz="1" w:space="0" w:color="CCCCCC"/>
+              <w:right w:val="single" w:sz="1" w:space="0" w:color="CCCCCC"/>
+            </w:tcBorders>
+            <w:shd w:val="clear" w:color="auto" w:fill="FFFFFF"/>
+            <w:tcMar>
+              <w:top w:w="80" w:type="dxa"/>
+              <w:left w:w="140" w:type="dxa"/>
+              <w:bottom w:w="80" w:type="dxa"/>
+              <w:right w:w="140" w:type="dxa"/>
+            </w:tcMar>
+            <w:vAlign w:val="center"/>
+          </w:tcPr>
+          <w:p>
+            <w:pPr>
+              <w:spacing w:after="80"/>
+            </w:pPr>
+            <w:r>
+              <w:rPr>
+                <w:color w:val="000000"/>
+                <w:sz w:val="16"/>
+                <w:szCs w:val="16"/>
+              </w:rPr>
+              <w:t>[ ] Coincide  [ ] No coincide</w:t>
+            </w:r>
+          </w:p>
+        </w:tc>
+        <w:tc>
+          <w:tcPr>
+            <w:tcW w:w="1620" w:type="dxa"/>
+            <w:tcBorders>
+              <w:top w:val="single" w:sz="1" w:space="0" w:color="CCCCCC"/>
+              <w:left w:val="single" w:sz="1" w:space="0" w:color="CCCCCC"/>
+              <w:bottom w:val="single" w:sz="1" w:space="0" w:color="CCCCCC"/>
+              <w:right w:val="single" w:sz="1" w:space="0" w:color="CCCCCC"/>
+            </w:tcBorders>
+            <w:shd w:val="clear" w:color="auto" w:fill="FFFFFF"/>
+            <w:tcMar>
+              <w:top w:w="80" w:type="dxa"/>
+              <w:left w:w="140" w:type="dxa"/>
+              <w:bottom w:w="80" w:type="dxa"/>
+              <w:right w:w="140" w:type="dxa"/>
+            </w:tcMar>
+            <w:vAlign w:val="center"/>
+          </w:tcPr>
+          <w:p>
+            <w:pPr>
+              <w:spacing w:after="80"/>
+              <w:jc w:val="center"/>
+            </w:pPr>
+            <w:r>
+              <w:rPr>
+                <w:color w:val="000000"/>
+                <w:sz w:val="16"/>
+                <w:szCs w:val="16"/>
+              </w:rPr>
+              <w:t>[ ] V  [ ] A  [ ] R</w:t>
+            </w:r>
+          </w:p>
+        </w:tc>
+      </w:tr>
+      <w:tr>
+        <w:tc>
+          <w:tcPr>
+            <w:tcW w:w="5400" w:type="dxa"/>
+            <w:tcBorders>
+              <w:top w:val="single" w:sz="1" w:space="0" w:color="CCCCCC"/>
+              <w:left w:val="single" w:sz="1" w:space="0" w:color="CCCCCC"/>
+              <w:bottom w:val="single" w:sz="1" w:space="0" w:color="CCCCCC"/>
+              <w:right w:val="single" w:sz="1" w:space="0" w:color="CCCCCC"/>
+            </w:tcBorders>
+            <w:shd w:val="clear" w:color="auto" w:fill="F5F5F0"/>
+            <w:tcMar>
+              <w:top w:w="80" w:type="dxa"/>
+              <w:left w:w="140" w:type="dxa"/>
+              <w:bottom w:w="80" w:type="dxa"/>
+              <w:right w:w="140" w:type="dxa"/>
+            </w:tcMar>
+          </w:tcPr>
+          <w:p>
+            <w:pPr>
+              <w:spacing w:after="80"/>
+            </w:pPr>
             <w:r>
               <w:rPr>
                 <w:color w:val="000000"/>
                 <w:sz w:val="17"/>
                 <w:szCs w:val="17"/>
               </w:rPr>
-              <w:t xml:space="preserve"> social en SPPLD coincide exactamente con el RFC</w:t>
-            </w:r>
-          </w:p>
-        </w:tc>
-        <w:tc>
-          <w:tcPr>
-            <w:tcW w:w="2340" w:type="dxa"/>
-            <w:tcBorders>
-              <w:top w:val="single" w:sz="1" w:space="0" w:color="CCCCCC"/>
-              <w:left w:val="single" w:sz="1" w:space="0" w:color="CCCCCC"/>
-              <w:bottom w:val="single" w:sz="1" w:space="0" w:color="CCCCCC"/>
-              <w:right w:val="single" w:sz="1" w:space="0" w:color="CCCCCC"/>
-            </w:tcBorders>
-            <w:shd w:val="clear" w:color="auto" w:fill="F5F5F0"/>
-            <w:tcMar>
-              <w:top w:w="80" w:type="dxa"/>
-              <w:left w:w="140" w:type="dxa"/>
-              <w:bottom w:w="80" w:type="dxa"/>
-              <w:right w:w="140" w:type="dxa"/>
-            </w:tcMar>
-            <w:vAlign w:val="center"/>
-          </w:tcPr>
-          <w:p>
-            <w:pPr>
-              <w:spacing w:after="80"/>
-            </w:pPr>
-            <w:r>
-              <w:rPr>
-                <w:color w:val="000000"/>
-                <w:sz w:val="16"/>
-                <w:szCs w:val="16"/>
-              </w:rPr>
-              <w:t>[ ] Correcto  [ ] Discrepancia:</w:t>
-            </w:r>
-          </w:p>
-        </w:tc>
-        <w:tc>
-          <w:tcPr>
-            <w:tcW w:w="1620" w:type="dxa"/>
-            <w:tcBorders>
-              <w:top w:val="single" w:sz="1" w:space="0" w:color="CCCCCC"/>
-              <w:left w:val="single" w:sz="1" w:space="0" w:color="CCCCCC"/>
-              <w:bottom w:val="single" w:sz="1" w:space="0" w:color="CCCCCC"/>
-              <w:right w:val="single" w:sz="1" w:space="0" w:color="CCCCCC"/>
-            </w:tcBorders>
-            <w:shd w:val="clear" w:color="auto" w:fill="F5F5F0"/>
-            <w:tcMar>
-              <w:top w:w="80" w:type="dxa"/>
-              <w:left w:w="140" w:type="dxa"/>
-              <w:bottom w:w="80" w:type="dxa"/>
-              <w:right w:w="140" w:type="dxa"/>
-            </w:tcMar>
-            <w:vAlign w:val="center"/>
-          </w:tcPr>
-          <w:p>
-            <w:pPr>
-              <w:spacing w:after="80"/>
-              <w:jc w:val="center"/>
-            </w:pPr>
-            <w:r>
-              <w:rPr>
-                <w:color w:val="000000"/>
-                <w:sz w:val="16"/>
-                <w:szCs w:val="16"/>
-              </w:rPr>
-              <w:t>[ ] V  [ ] A  [ ] R</w:t>
-            </w:r>
-          </w:p>
-        </w:tc>
-      </w:tr>
-      <w:tr>
-        <w:tc>
-          <w:tcPr>
-            <w:tcW w:w="5400" w:type="dxa"/>
-            <w:tcBorders>
-              <w:top w:val="single" w:sz="1" w:space="0" w:color="CCCCCC"/>
-              <w:left w:val="single" w:sz="1" w:space="0" w:color="CCCCCC"/>
-              <w:bottom w:val="single" w:sz="1" w:space="0" w:color="CCCCCC"/>
-              <w:right w:val="single" w:sz="1" w:space="0" w:color="CCCCCC"/>
-            </w:tcBorders>
-            <w:shd w:val="clear" w:color="auto" w:fill="FFFFFF"/>
-            <w:tcMar>
-              <w:top w:w="80" w:type="dxa"/>
-              <w:left w:w="140" w:type="dxa"/>
-              <w:bottom w:w="80" w:type="dxa"/>
-              <w:right w:w="140" w:type="dxa"/>
-            </w:tcMar>
-          </w:tcPr>
-          <w:p>
-            <w:pPr>
-              <w:spacing w:after="80"/>
-            </w:pPr>
-            <w:r>
-              <w:rPr>
-                <w:color w:val="000000"/>
-                <w:sz w:val="17"/>
-                <w:szCs w:val="17"/>
-              </w:rPr>
-              <w:t>El Representante de Cumplimiento registrado coincide con el D2</w:t>
-            </w:r>
-          </w:p>
-        </w:tc>
-        <w:tc>
-          <w:tcPr>
-            <w:tcW w:w="2340" w:type="dxa"/>
-            <w:tcBorders>
-              <w:top w:val="single" w:sz="1" w:space="0" w:color="CCCCCC"/>
-              <w:left w:val="single" w:sz="1" w:space="0" w:color="CCCCCC"/>
-              <w:bottom w:val="single" w:sz="1" w:space="0" w:color="CCCCCC"/>
-              <w:right w:val="single" w:sz="1" w:space="0" w:color="CCCCCC"/>
-            </w:tcBorders>
-            <w:shd w:val="clear" w:color="auto" w:fill="FFFFFF"/>
-            <w:tcMar>
-              <w:top w:w="80" w:type="dxa"/>
-              <w:left w:w="140" w:type="dxa"/>
-              <w:bottom w:w="80" w:type="dxa"/>
-              <w:right w:w="140" w:type="dxa"/>
-            </w:tcMar>
-            <w:vAlign w:val="center"/>
-          </w:tcPr>
-          <w:p>
-            <w:pPr>
-              <w:spacing w:after="80"/>
-            </w:pPr>
-            <w:r>
-              <w:rPr>
-                <w:color w:val="000000"/>
-                <w:sz w:val="16"/>
-                <w:szCs w:val="16"/>
-              </w:rPr>
-              <w:t>[ ] Coincide  [ ] No coincide</w:t>
-            </w:r>
-          </w:p>
-        </w:tc>
-        <w:tc>
-          <w:tcPr>
-            <w:tcW w:w="1620" w:type="dxa"/>
-            <w:tcBorders>
-              <w:top w:val="single" w:sz="1" w:space="0" w:color="CCCCCC"/>
-              <w:left w:val="single" w:sz="1" w:space="0" w:color="CCCCCC"/>
-              <w:bottom w:val="single" w:sz="1" w:space="0" w:color="CCCCCC"/>
-              <w:right w:val="single" w:sz="1" w:space="0" w:color="CCCCCC"/>
-            </w:tcBorders>
-            <w:shd w:val="clear" w:color="auto" w:fill="FFFFFF"/>
-            <w:tcMar>
-              <w:top w:w="80" w:type="dxa"/>
-              <w:left w:w="140" w:type="dxa"/>
-              <w:bottom w:w="80" w:type="dxa"/>
-              <w:right w:w="140" w:type="dxa"/>
-            </w:tcMar>
-            <w:vAlign w:val="center"/>
-          </w:tcPr>
-          <w:p>
-            <w:pPr>
-              <w:spacing w:after="80"/>
-              <w:jc w:val="center"/>
-            </w:pPr>
-            <w:r>
-              <w:rPr>
-                <w:color w:val="000000"/>
-                <w:sz w:val="16"/>
-                <w:szCs w:val="16"/>
-              </w:rPr>
-              <w:t>[ ] V  [ ] A  [ ] R</w:t>
-            </w:r>
-          </w:p>
-        </w:tc>
-      </w:tr>
-      <w:tr>
-        <w:tc>
-          <w:tcPr>
-            <w:tcW w:w="5400" w:type="dxa"/>
-            <w:tcBorders>
-              <w:top w:val="single" w:sz="1" w:space="0" w:color="CCCCCC"/>
-              <w:left w:val="single" w:sz="1" w:space="0" w:color="CCCCCC"/>
-              <w:bottom w:val="single" w:sz="1" w:space="0" w:color="CCCCCC"/>
-              <w:right w:val="single" w:sz="1" w:space="0" w:color="CCCCCC"/>
-            </w:tcBorders>
-            <w:shd w:val="clear" w:color="auto" w:fill="F5F5F0"/>
-            <w:tcMar>
-              <w:top w:w="80" w:type="dxa"/>
-              <w:left w:w="140" w:type="dxa"/>
-              <w:bottom w:w="80" w:type="dxa"/>
-              <w:right w:w="140" w:type="dxa"/>
-            </w:tcMar>
-          </w:tcPr>
-          <w:p>
-            <w:pPr>
-              <w:spacing w:after="80"/>
-            </w:pPr>
-            <w:r>
-              <w:rPr>
-                <w:color w:val="000000"/>
-                <w:sz w:val="17"/>
-                <w:szCs w:val="17"/>
-              </w:rPr>
-              <w:t xml:space="preserve">El correo de contacto SPPLD </w:t>
-            </w:r>
-            <w:r>
-              <w:rPr>
-                <w:color w:val="000000"/>
-                <w:sz w:val="17"/>
-                <w:szCs w:val="17"/>
-              </w:rPr>
-              <w:t>está</w:t>
-            </w:r>
-            <w:r>
-              <w:rPr>
-                <w:color w:val="000000"/>
-                <w:sz w:val="17"/>
-                <w:szCs w:val="17"/>
-              </w:rPr>
-              <w:t xml:space="preserve"> activo y accesible para el RC</w:t>
+              <w:t xml:space="preserve">El correo de contacto SPPLD está activo y accesible para el RC</w:t>
             </w:r>
           </w:p>
         </w:tc>
@@ -1015,31 +905,7 @@
                 <w:bCs/>
                 <w:color w:val="FFFFFF"/>
               </w:rPr>
-              <w:t xml:space="preserve">2. CONTROL DE AVISOS MENSUALES AL SAT (D12) — Periodo: </w:t>
-            </w:r>
-            <w:r>
-              <w:rPr>
-                <w:b/>
-                <w:bCs/>
-                <w:color w:val="FFFFFF"/>
-              </w:rPr>
-              <w:t>[</w:t>
-            </w:r>
-            <w:r>
-              <w:rPr>
-                <w:b/>
-                <w:bCs/>
-                <w:color w:val="FFFFFF"/>
-              </w:rPr>
-              <w:t>Periodo</w:t>
-            </w:r>
-            <w:r>
-              <w:rPr>
-                <w:b/>
-                <w:bCs/>
-                <w:color w:val="FFFFFF"/>
-              </w:rPr>
-              <w:t>]</w:t>
+              <w:t xml:space="preserve">2. CONTROL DE AVISOS MENSUALES AL SAT (D12) — Periodo: [Periodo]</w:t>
             </w:r>
           </w:p>
         </w:tc>
@@ -2930,7 +2796,6 @@
               <w:spacing w:after="80"/>
               <w:jc w:val="center"/>
             </w:pPr>
-            <w:proofErr w:type="spellStart"/>
             <w:r>
               <w:rPr>
                 <w:b/>
@@ -2941,7 +2806,6 @@
               </w:rPr>
               <w:t>Sep</w:t>
             </w:r>
-            <w:proofErr w:type="spellEnd"/>
           </w:p>
         </w:tc>
         <w:tc>
@@ -4015,335 +3879,283 @@
                 <w:sz w:val="17"/>
                 <w:szCs w:val="17"/>
               </w:rPr>
-              <w:t xml:space="preserve">Avisos presentados dentro de los 17 </w:t>
-            </w:r>
+              <w:t xml:space="preserve">Avisos presentados a más tardar el día 17 del mes siguiente</w:t>
+            </w:r>
+          </w:p>
+        </w:tc>
+        <w:tc>
+          <w:tcPr>
+            <w:tcW w:w="2340" w:type="dxa"/>
+            <w:tcBorders>
+              <w:top w:val="single" w:sz="1" w:space="0" w:color="CCCCCC"/>
+              <w:left w:val="single" w:sz="1" w:space="0" w:color="CCCCCC"/>
+              <w:bottom w:val="single" w:sz="1" w:space="0" w:color="CCCCCC"/>
+              <w:right w:val="single" w:sz="1" w:space="0" w:color="CCCCCC"/>
+            </w:tcBorders>
+            <w:shd w:val="clear" w:color="auto" w:fill="FFFFFF"/>
+            <w:tcMar>
+              <w:top w:w="80" w:type="dxa"/>
+              <w:left w:w="140" w:type="dxa"/>
+              <w:bottom w:w="80" w:type="dxa"/>
+              <w:right w:w="140" w:type="dxa"/>
+            </w:tcMar>
+            <w:vAlign w:val="center"/>
+          </w:tcPr>
+          <w:p>
+            <w:pPr>
+              <w:spacing w:after="80"/>
+              <w:jc w:val="center"/>
+            </w:pPr>
+          </w:p>
+        </w:tc>
+        <w:tc>
+          <w:tcPr>
+            <w:tcW w:w="1620" w:type="dxa"/>
+            <w:tcBorders>
+              <w:top w:val="single" w:sz="1" w:space="0" w:color="CCCCCC"/>
+              <w:left w:val="single" w:sz="1" w:space="0" w:color="CCCCCC"/>
+              <w:bottom w:val="single" w:sz="1" w:space="0" w:color="CCCCCC"/>
+              <w:right w:val="single" w:sz="1" w:space="0" w:color="CCCCCC"/>
+            </w:tcBorders>
+            <w:shd w:val="clear" w:color="auto" w:fill="FFFFFF"/>
+            <w:tcMar>
+              <w:top w:w="80" w:type="dxa"/>
+              <w:left w:w="140" w:type="dxa"/>
+              <w:bottom w:w="80" w:type="dxa"/>
+              <w:right w:w="140" w:type="dxa"/>
+            </w:tcMar>
+            <w:vAlign w:val="center"/>
+          </w:tcPr>
+          <w:p>
+            <w:pPr>
+              <w:spacing w:after="80"/>
+              <w:jc w:val="center"/>
+            </w:pPr>
+            <w:r>
+              <w:rPr>
+                <w:color w:val="000000"/>
+                <w:sz w:val="16"/>
+                <w:szCs w:val="16"/>
+              </w:rPr>
+              <w:t>[ ] V  [ ] A  [ ] R</w:t>
+            </w:r>
+          </w:p>
+        </w:tc>
+      </w:tr>
+      <w:tr>
+        <w:tc>
+          <w:tcPr>
+            <w:tcW w:w="5400" w:type="dxa"/>
+            <w:tcBorders>
+              <w:top w:val="single" w:sz="1" w:space="0" w:color="CCCCCC"/>
+              <w:left w:val="single" w:sz="1" w:space="0" w:color="CCCCCC"/>
+              <w:bottom w:val="single" w:sz="1" w:space="0" w:color="CCCCCC"/>
+              <w:right w:val="single" w:sz="1" w:space="0" w:color="CCCCCC"/>
+            </w:tcBorders>
+            <w:shd w:val="clear" w:color="auto" w:fill="F5F5F0"/>
+            <w:tcMar>
+              <w:top w:w="80" w:type="dxa"/>
+              <w:left w:w="140" w:type="dxa"/>
+              <w:bottom w:w="80" w:type="dxa"/>
+              <w:right w:w="140" w:type="dxa"/>
+            </w:tcMar>
+            <w:vAlign w:val="center"/>
+          </w:tcPr>
+          <w:p>
+            <w:pPr>
+              <w:spacing w:after="80"/>
+            </w:pPr>
             <w:r>
               <w:rPr>
                 <w:color w:val="000000"/>
                 <w:sz w:val="17"/>
                 <w:szCs w:val="17"/>
               </w:rPr>
-              <w:t>días</w:t>
-            </w:r>
+              <w:t>Avisos presentados fuera de plazo</w:t>
+            </w:r>
+          </w:p>
+        </w:tc>
+        <w:tc>
+          <w:tcPr>
+            <w:tcW w:w="2340" w:type="dxa"/>
+            <w:tcBorders>
+              <w:top w:val="single" w:sz="1" w:space="0" w:color="CCCCCC"/>
+              <w:left w:val="single" w:sz="1" w:space="0" w:color="CCCCCC"/>
+              <w:bottom w:val="single" w:sz="1" w:space="0" w:color="CCCCCC"/>
+              <w:right w:val="single" w:sz="1" w:space="0" w:color="CCCCCC"/>
+            </w:tcBorders>
+            <w:shd w:val="clear" w:color="auto" w:fill="F5F5F0"/>
+            <w:tcMar>
+              <w:top w:w="80" w:type="dxa"/>
+              <w:left w:w="140" w:type="dxa"/>
+              <w:bottom w:w="80" w:type="dxa"/>
+              <w:right w:w="140" w:type="dxa"/>
+            </w:tcMar>
+            <w:vAlign w:val="center"/>
+          </w:tcPr>
+          <w:p>
+            <w:pPr>
+              <w:spacing w:after="80"/>
+              <w:jc w:val="center"/>
+            </w:pPr>
+          </w:p>
+        </w:tc>
+        <w:tc>
+          <w:tcPr>
+            <w:tcW w:w="1620" w:type="dxa"/>
+            <w:tcBorders>
+              <w:top w:val="single" w:sz="1" w:space="0" w:color="CCCCCC"/>
+              <w:left w:val="single" w:sz="1" w:space="0" w:color="CCCCCC"/>
+              <w:bottom w:val="single" w:sz="1" w:space="0" w:color="CCCCCC"/>
+              <w:right w:val="single" w:sz="1" w:space="0" w:color="CCCCCC"/>
+            </w:tcBorders>
+            <w:shd w:val="clear" w:color="auto" w:fill="F5F5F0"/>
+            <w:tcMar>
+              <w:top w:w="80" w:type="dxa"/>
+              <w:left w:w="140" w:type="dxa"/>
+              <w:bottom w:w="80" w:type="dxa"/>
+              <w:right w:w="140" w:type="dxa"/>
+            </w:tcMar>
+            <w:vAlign w:val="center"/>
+          </w:tcPr>
+          <w:p>
+            <w:pPr>
+              <w:spacing w:after="80"/>
+              <w:jc w:val="center"/>
+            </w:pPr>
+            <w:r>
+              <w:rPr>
+                <w:color w:val="000000"/>
+                <w:sz w:val="16"/>
+                <w:szCs w:val="16"/>
+              </w:rPr>
+              <w:t>[ ] V  [ ] A  [ ] R</w:t>
+            </w:r>
+          </w:p>
+        </w:tc>
+      </w:tr>
+      <w:tr>
+        <w:tc>
+          <w:tcPr>
+            <w:tcW w:w="5400" w:type="dxa"/>
+            <w:tcBorders>
+              <w:top w:val="single" w:sz="1" w:space="0" w:color="CCCCCC"/>
+              <w:left w:val="single" w:sz="1" w:space="0" w:color="CCCCCC"/>
+              <w:bottom w:val="single" w:sz="1" w:space="0" w:color="CCCCCC"/>
+              <w:right w:val="single" w:sz="1" w:space="0" w:color="CCCCCC"/>
+            </w:tcBorders>
+            <w:shd w:val="clear" w:color="auto" w:fill="FFFFFF"/>
+            <w:tcMar>
+              <w:top w:w="80" w:type="dxa"/>
+              <w:left w:w="140" w:type="dxa"/>
+              <w:bottom w:w="80" w:type="dxa"/>
+              <w:right w:w="140" w:type="dxa"/>
+            </w:tcMar>
+            <w:vAlign w:val="center"/>
+          </w:tcPr>
+          <w:p>
+            <w:pPr>
+              <w:spacing w:after="80"/>
+            </w:pPr>
             <w:r>
               <w:rPr>
                 <w:color w:val="000000"/>
                 <w:sz w:val="17"/>
                 <w:szCs w:val="17"/>
               </w:rPr>
-              <w:t xml:space="preserve"> </w:t>
-            </w:r>
-            <w:proofErr w:type="spellStart"/>
+              <w:t>Meses sin aviso presentado</w:t>
+            </w:r>
+          </w:p>
+        </w:tc>
+        <w:tc>
+          <w:tcPr>
+            <w:tcW w:w="2340" w:type="dxa"/>
+            <w:tcBorders>
+              <w:top w:val="single" w:sz="1" w:space="0" w:color="CCCCCC"/>
+              <w:left w:val="single" w:sz="1" w:space="0" w:color="CCCCCC"/>
+              <w:bottom w:val="single" w:sz="1" w:space="0" w:color="CCCCCC"/>
+              <w:right w:val="single" w:sz="1" w:space="0" w:color="CCCCCC"/>
+            </w:tcBorders>
+            <w:shd w:val="clear" w:color="auto" w:fill="FFFFFF"/>
+            <w:tcMar>
+              <w:top w:w="80" w:type="dxa"/>
+              <w:left w:w="140" w:type="dxa"/>
+              <w:bottom w:w="80" w:type="dxa"/>
+              <w:right w:w="140" w:type="dxa"/>
+            </w:tcMar>
+            <w:vAlign w:val="center"/>
+          </w:tcPr>
+          <w:p>
+            <w:pPr>
+              <w:spacing w:after="80"/>
+              <w:jc w:val="center"/>
+            </w:pPr>
+          </w:p>
+        </w:tc>
+        <w:tc>
+          <w:tcPr>
+            <w:tcW w:w="1620" w:type="dxa"/>
+            <w:tcBorders>
+              <w:top w:val="single" w:sz="1" w:space="0" w:color="CCCCCC"/>
+              <w:left w:val="single" w:sz="1" w:space="0" w:color="CCCCCC"/>
+              <w:bottom w:val="single" w:sz="1" w:space="0" w:color="CCCCCC"/>
+              <w:right w:val="single" w:sz="1" w:space="0" w:color="CCCCCC"/>
+            </w:tcBorders>
+            <w:shd w:val="clear" w:color="auto" w:fill="FFFFFF"/>
+            <w:tcMar>
+              <w:top w:w="80" w:type="dxa"/>
+              <w:left w:w="140" w:type="dxa"/>
+              <w:bottom w:w="80" w:type="dxa"/>
+              <w:right w:w="140" w:type="dxa"/>
+            </w:tcMar>
+            <w:vAlign w:val="center"/>
+          </w:tcPr>
+          <w:p>
+            <w:pPr>
+              <w:spacing w:after="80"/>
+              <w:jc w:val="center"/>
+            </w:pPr>
+            <w:r>
+              <w:rPr>
+                <w:color w:val="000000"/>
+                <w:sz w:val="16"/>
+                <w:szCs w:val="16"/>
+              </w:rPr>
+              <w:t>[ ] V  [ ] A  [ ] R</w:t>
+            </w:r>
+          </w:p>
+        </w:tc>
+      </w:tr>
+      <w:tr>
+        <w:tc>
+          <w:tcPr>
+            <w:tcW w:w="5400" w:type="dxa"/>
+            <w:tcBorders>
+              <w:top w:val="single" w:sz="1" w:space="0" w:color="CCCCCC"/>
+              <w:left w:val="single" w:sz="1" w:space="0" w:color="CCCCCC"/>
+              <w:bottom w:val="single" w:sz="1" w:space="0" w:color="CCCCCC"/>
+              <w:right w:val="single" w:sz="1" w:space="0" w:color="CCCCCC"/>
+            </w:tcBorders>
+            <w:shd w:val="clear" w:color="auto" w:fill="F5F5F0"/>
+            <w:tcMar>
+              <w:top w:w="80" w:type="dxa"/>
+              <w:left w:w="140" w:type="dxa"/>
+              <w:bottom w:w="80" w:type="dxa"/>
+              <w:right w:w="140" w:type="dxa"/>
+            </w:tcMar>
+            <w:vAlign w:val="center"/>
+          </w:tcPr>
+          <w:p>
+            <w:pPr>
+              <w:spacing w:after="80"/>
+            </w:pPr>
             <w:r>
               <w:rPr>
                 <w:color w:val="000000"/>
                 <w:sz w:val="17"/>
                 <w:szCs w:val="17"/>
               </w:rPr>
-              <w:t>habiles</w:t>
-            </w:r>
-            <w:proofErr w:type="spellEnd"/>
-          </w:p>
-        </w:tc>
-        <w:tc>
-          <w:tcPr>
-            <w:tcW w:w="2340" w:type="dxa"/>
-            <w:tcBorders>
-              <w:top w:val="single" w:sz="1" w:space="0" w:color="CCCCCC"/>
-              <w:left w:val="single" w:sz="1" w:space="0" w:color="CCCCCC"/>
-              <w:bottom w:val="single" w:sz="1" w:space="0" w:color="CCCCCC"/>
-              <w:right w:val="single" w:sz="1" w:space="0" w:color="CCCCCC"/>
-            </w:tcBorders>
-            <w:shd w:val="clear" w:color="auto" w:fill="FFFFFF"/>
-            <w:tcMar>
-              <w:top w:w="80" w:type="dxa"/>
-              <w:left w:w="140" w:type="dxa"/>
-              <w:bottom w:w="80" w:type="dxa"/>
-              <w:right w:w="140" w:type="dxa"/>
-            </w:tcMar>
-            <w:vAlign w:val="center"/>
-          </w:tcPr>
-          <w:p>
-            <w:pPr>
-              <w:spacing w:after="80"/>
-              <w:jc w:val="center"/>
-            </w:pPr>
-          </w:p>
-        </w:tc>
-        <w:tc>
-          <w:tcPr>
-            <w:tcW w:w="1620" w:type="dxa"/>
-            <w:tcBorders>
-              <w:top w:val="single" w:sz="1" w:space="0" w:color="CCCCCC"/>
-              <w:left w:val="single" w:sz="1" w:space="0" w:color="CCCCCC"/>
-              <w:bottom w:val="single" w:sz="1" w:space="0" w:color="CCCCCC"/>
-              <w:right w:val="single" w:sz="1" w:space="0" w:color="CCCCCC"/>
-            </w:tcBorders>
-            <w:shd w:val="clear" w:color="auto" w:fill="FFFFFF"/>
-            <w:tcMar>
-              <w:top w:w="80" w:type="dxa"/>
-              <w:left w:w="140" w:type="dxa"/>
-              <w:bottom w:w="80" w:type="dxa"/>
-              <w:right w:w="140" w:type="dxa"/>
-            </w:tcMar>
-            <w:vAlign w:val="center"/>
-          </w:tcPr>
-          <w:p>
-            <w:pPr>
-              <w:spacing w:after="80"/>
-              <w:jc w:val="center"/>
-            </w:pPr>
-            <w:r>
-              <w:rPr>
-                <w:color w:val="000000"/>
-                <w:sz w:val="16"/>
-                <w:szCs w:val="16"/>
-              </w:rPr>
-              <w:t>[ ] V  [ ] A  [ ] R</w:t>
-            </w:r>
-          </w:p>
-        </w:tc>
-      </w:tr>
-      <w:tr>
-        <w:tc>
-          <w:tcPr>
-            <w:tcW w:w="5400" w:type="dxa"/>
-            <w:tcBorders>
-              <w:top w:val="single" w:sz="1" w:space="0" w:color="CCCCCC"/>
-              <w:left w:val="single" w:sz="1" w:space="0" w:color="CCCCCC"/>
-              <w:bottom w:val="single" w:sz="1" w:space="0" w:color="CCCCCC"/>
-              <w:right w:val="single" w:sz="1" w:space="0" w:color="CCCCCC"/>
-            </w:tcBorders>
-            <w:shd w:val="clear" w:color="auto" w:fill="F5F5F0"/>
-            <w:tcMar>
-              <w:top w:w="80" w:type="dxa"/>
-              <w:left w:w="140" w:type="dxa"/>
-              <w:bottom w:w="80" w:type="dxa"/>
-              <w:right w:w="140" w:type="dxa"/>
-            </w:tcMar>
-            <w:vAlign w:val="center"/>
-          </w:tcPr>
-          <w:p>
-            <w:pPr>
-              <w:spacing w:after="80"/>
-            </w:pPr>
-            <w:r>
-              <w:rPr>
-                <w:color w:val="000000"/>
-                <w:sz w:val="17"/>
-                <w:szCs w:val="17"/>
-              </w:rPr>
-              <w:t>Avisos presentados fuera de plazo</w:t>
-            </w:r>
-          </w:p>
-        </w:tc>
-        <w:tc>
-          <w:tcPr>
-            <w:tcW w:w="2340" w:type="dxa"/>
-            <w:tcBorders>
-              <w:top w:val="single" w:sz="1" w:space="0" w:color="CCCCCC"/>
-              <w:left w:val="single" w:sz="1" w:space="0" w:color="CCCCCC"/>
-              <w:bottom w:val="single" w:sz="1" w:space="0" w:color="CCCCCC"/>
-              <w:right w:val="single" w:sz="1" w:space="0" w:color="CCCCCC"/>
-            </w:tcBorders>
-            <w:shd w:val="clear" w:color="auto" w:fill="F5F5F0"/>
-            <w:tcMar>
-              <w:top w:w="80" w:type="dxa"/>
-              <w:left w:w="140" w:type="dxa"/>
-              <w:bottom w:w="80" w:type="dxa"/>
-              <w:right w:w="140" w:type="dxa"/>
-            </w:tcMar>
-            <w:vAlign w:val="center"/>
-          </w:tcPr>
-          <w:p>
-            <w:pPr>
-              <w:spacing w:after="80"/>
-              <w:jc w:val="center"/>
-            </w:pPr>
-          </w:p>
-        </w:tc>
-        <w:tc>
-          <w:tcPr>
-            <w:tcW w:w="1620" w:type="dxa"/>
-            <w:tcBorders>
-              <w:top w:val="single" w:sz="1" w:space="0" w:color="CCCCCC"/>
-              <w:left w:val="single" w:sz="1" w:space="0" w:color="CCCCCC"/>
-              <w:bottom w:val="single" w:sz="1" w:space="0" w:color="CCCCCC"/>
-              <w:right w:val="single" w:sz="1" w:space="0" w:color="CCCCCC"/>
-            </w:tcBorders>
-            <w:shd w:val="clear" w:color="auto" w:fill="F5F5F0"/>
-            <w:tcMar>
-              <w:top w:w="80" w:type="dxa"/>
-              <w:left w:w="140" w:type="dxa"/>
-              <w:bottom w:w="80" w:type="dxa"/>
-              <w:right w:w="140" w:type="dxa"/>
-            </w:tcMar>
-            <w:vAlign w:val="center"/>
-          </w:tcPr>
-          <w:p>
-            <w:pPr>
-              <w:spacing w:after="80"/>
-              <w:jc w:val="center"/>
-            </w:pPr>
-            <w:r>
-              <w:rPr>
-                <w:color w:val="000000"/>
-                <w:sz w:val="16"/>
-                <w:szCs w:val="16"/>
-              </w:rPr>
-              <w:t>[ ] V  [ ] A  [ ] R</w:t>
-            </w:r>
-          </w:p>
-        </w:tc>
-      </w:tr>
-      <w:tr>
-        <w:tc>
-          <w:tcPr>
-            <w:tcW w:w="5400" w:type="dxa"/>
-            <w:tcBorders>
-              <w:top w:val="single" w:sz="1" w:space="0" w:color="CCCCCC"/>
-              <w:left w:val="single" w:sz="1" w:space="0" w:color="CCCCCC"/>
-              <w:bottom w:val="single" w:sz="1" w:space="0" w:color="CCCCCC"/>
-              <w:right w:val="single" w:sz="1" w:space="0" w:color="CCCCCC"/>
-            </w:tcBorders>
-            <w:shd w:val="clear" w:color="auto" w:fill="FFFFFF"/>
-            <w:tcMar>
-              <w:top w:w="80" w:type="dxa"/>
-              <w:left w:w="140" w:type="dxa"/>
-              <w:bottom w:w="80" w:type="dxa"/>
-              <w:right w:w="140" w:type="dxa"/>
-            </w:tcMar>
-            <w:vAlign w:val="center"/>
-          </w:tcPr>
-          <w:p>
-            <w:pPr>
-              <w:spacing w:after="80"/>
-            </w:pPr>
-            <w:r>
-              <w:rPr>
-                <w:color w:val="000000"/>
-                <w:sz w:val="17"/>
-                <w:szCs w:val="17"/>
-              </w:rPr>
-              <w:t>Meses sin aviso presentado</w:t>
-            </w:r>
-          </w:p>
-        </w:tc>
-        <w:tc>
-          <w:tcPr>
-            <w:tcW w:w="2340" w:type="dxa"/>
-            <w:tcBorders>
-              <w:top w:val="single" w:sz="1" w:space="0" w:color="CCCCCC"/>
-              <w:left w:val="single" w:sz="1" w:space="0" w:color="CCCCCC"/>
-              <w:bottom w:val="single" w:sz="1" w:space="0" w:color="CCCCCC"/>
-              <w:right w:val="single" w:sz="1" w:space="0" w:color="CCCCCC"/>
-            </w:tcBorders>
-            <w:shd w:val="clear" w:color="auto" w:fill="FFFFFF"/>
-            <w:tcMar>
-              <w:top w:w="80" w:type="dxa"/>
-              <w:left w:w="140" w:type="dxa"/>
-              <w:bottom w:w="80" w:type="dxa"/>
-              <w:right w:w="140" w:type="dxa"/>
-            </w:tcMar>
-            <w:vAlign w:val="center"/>
-          </w:tcPr>
-          <w:p>
-            <w:pPr>
-              <w:spacing w:after="80"/>
-              <w:jc w:val="center"/>
-            </w:pPr>
-          </w:p>
-        </w:tc>
-        <w:tc>
-          <w:tcPr>
-            <w:tcW w:w="1620" w:type="dxa"/>
-            <w:tcBorders>
-              <w:top w:val="single" w:sz="1" w:space="0" w:color="CCCCCC"/>
-              <w:left w:val="single" w:sz="1" w:space="0" w:color="CCCCCC"/>
-              <w:bottom w:val="single" w:sz="1" w:space="0" w:color="CCCCCC"/>
-              <w:right w:val="single" w:sz="1" w:space="0" w:color="CCCCCC"/>
-            </w:tcBorders>
-            <w:shd w:val="clear" w:color="auto" w:fill="FFFFFF"/>
-            <w:tcMar>
-              <w:top w:w="80" w:type="dxa"/>
-              <w:left w:w="140" w:type="dxa"/>
-              <w:bottom w:w="80" w:type="dxa"/>
-              <w:right w:w="140" w:type="dxa"/>
-            </w:tcMar>
-            <w:vAlign w:val="center"/>
-          </w:tcPr>
-          <w:p>
-            <w:pPr>
-              <w:spacing w:after="80"/>
-              <w:jc w:val="center"/>
-            </w:pPr>
-            <w:r>
-              <w:rPr>
-                <w:color w:val="000000"/>
-                <w:sz w:val="16"/>
-                <w:szCs w:val="16"/>
-              </w:rPr>
-              <w:t>[ ] V  [ ] A  [ ] R</w:t>
-            </w:r>
-          </w:p>
-        </w:tc>
-      </w:tr>
-      <w:tr>
-        <w:tc>
-          <w:tcPr>
-            <w:tcW w:w="5400" w:type="dxa"/>
-            <w:tcBorders>
-              <w:top w:val="single" w:sz="1" w:space="0" w:color="CCCCCC"/>
-              <w:left w:val="single" w:sz="1" w:space="0" w:color="CCCCCC"/>
-              <w:bottom w:val="single" w:sz="1" w:space="0" w:color="CCCCCC"/>
-              <w:right w:val="single" w:sz="1" w:space="0" w:color="CCCCCC"/>
-            </w:tcBorders>
-            <w:shd w:val="clear" w:color="auto" w:fill="F5F5F0"/>
-            <w:tcMar>
-              <w:top w:w="80" w:type="dxa"/>
-              <w:left w:w="140" w:type="dxa"/>
-              <w:bottom w:w="80" w:type="dxa"/>
-              <w:right w:w="140" w:type="dxa"/>
-            </w:tcMar>
-            <w:vAlign w:val="center"/>
-          </w:tcPr>
-          <w:p>
-            <w:pPr>
-              <w:spacing w:after="80"/>
-            </w:pPr>
-            <w:r>
-              <w:rPr>
-                <w:color w:val="000000"/>
-                <w:sz w:val="17"/>
-                <w:szCs w:val="17"/>
-              </w:rPr>
-              <w:t>Calificación</w:t>
-            </w:r>
-            <w:r>
-              <w:rPr>
-                <w:color w:val="000000"/>
-                <w:sz w:val="17"/>
-                <w:szCs w:val="17"/>
-              </w:rPr>
-              <w:t xml:space="preserve"> global del </w:t>
-            </w:r>
-            <w:proofErr w:type="spellStart"/>
-            <w:r>
-              <w:rPr>
-                <w:color w:val="000000"/>
-                <w:sz w:val="17"/>
-                <w:szCs w:val="17"/>
-              </w:rPr>
-              <w:t>modulo</w:t>
-            </w:r>
-            <w:proofErr w:type="spellEnd"/>
-            <w:r>
-              <w:rPr>
-                <w:color w:val="000000"/>
-                <w:sz w:val="17"/>
-                <w:szCs w:val="17"/>
-              </w:rPr>
-              <w:t xml:space="preserve"> SPPLD</w:t>
+              <w:t xml:space="preserve">Calificación global del modulo SPPLD</w:t>
             </w:r>
           </w:p>
         </w:tc>
@@ -4652,25 +4464,7 @@
                 <w:sz w:val="16"/>
                 <w:szCs w:val="16"/>
               </w:rPr>
-              <w:t xml:space="preserve">Bufete </w:t>
-            </w:r>
-            <w:proofErr w:type="spellStart"/>
-            <w:r>
-              <w:rPr>
-                <w:color w:val="000000"/>
-                <w:sz w:val="16"/>
-                <w:szCs w:val="16"/>
-              </w:rPr>
-              <w:t>Juridico</w:t>
-            </w:r>
-            <w:proofErr w:type="spellEnd"/>
-            <w:r>
-              <w:rPr>
-                <w:color w:val="000000"/>
-                <w:sz w:val="16"/>
-                <w:szCs w:val="16"/>
-              </w:rPr>
-              <w:t xml:space="preserve"> / Certus Consultores</w:t>
+              <w:t xml:space="preserve">Bufete Juridico / Certus Consultores</w:t>
             </w:r>
           </w:p>
           <w:p>
@@ -4736,29 +4530,7 @@
                 <w:sz w:val="17"/>
                 <w:szCs w:val="17"/>
               </w:rPr>
-              <w:t>[</w:t>
-            </w:r>
-            <w:proofErr w:type="spellStart"/>
-            <w:r>
-              <w:rPr>
-                <w:b/>
-                <w:bCs/>
-                <w:color w:val="1B2A4A"/>
-                <w:sz w:val="17"/>
-                <w:szCs w:val="17"/>
-              </w:rPr>
-              <w:t>RC_Nombre</w:t>
-            </w:r>
-            <w:proofErr w:type="spellEnd"/>
-            <w:r>
-              <w:rPr>
-                <w:b/>
-                <w:bCs/>
-                <w:color w:val="1B2A4A"/>
-                <w:sz w:val="17"/>
-                <w:szCs w:val="17"/>
-              </w:rPr>
-              <w:t>]</w:t>
+              <w:t>[RC_Nombre]</w:t>
             </w:r>
           </w:p>
           <w:p>
@@ -4772,25 +4544,7 @@
                 <w:sz w:val="16"/>
                 <w:szCs w:val="16"/>
               </w:rPr>
-              <w:t>[</w:t>
-            </w:r>
-            <w:proofErr w:type="spellStart"/>
-            <w:r>
-              <w:rPr>
-                <w:color w:val="000000"/>
-                <w:sz w:val="16"/>
-                <w:szCs w:val="16"/>
-              </w:rPr>
-              <w:t>La_Empresa</w:t>
-            </w:r>
-            <w:proofErr w:type="spellEnd"/>
-            <w:r>
-              <w:rPr>
-                <w:color w:val="000000"/>
-                <w:sz w:val="16"/>
-                <w:szCs w:val="16"/>
-              </w:rPr>
-              <w:t>]</w:t>
+              <w:t>[La_Empresa]</w:t>
             </w:r>
           </w:p>
           <w:p>
@@ -4871,39 +4625,7 @@
                 <w:sz w:val="15"/>
                 <w:szCs w:val="15"/>
               </w:rPr>
-              <w:t xml:space="preserve">CONFIDENCIAL — Uso exclusivo de </w:t>
-            </w:r>
-            <w:r>
-              <w:rPr>
-                <w:color w:val="555500"/>
-                <w:sz w:val="15"/>
-                <w:szCs w:val="15"/>
-              </w:rPr>
-              <w:t>CERTUS CONSULTORES/ESPINOSA SALAZAR</w:t>
-            </w:r>
-            <w:r>
-              <w:rPr>
-                <w:color w:val="555500"/>
-                <w:sz w:val="15"/>
-                <w:szCs w:val="15"/>
-              </w:rPr>
-              <w:t xml:space="preserve">. No entregar al cliente. Conservar 5 </w:t>
-            </w:r>
-            <w:r>
-              <w:rPr>
-                <w:color w:val="555500"/>
-                <w:sz w:val="15"/>
-                <w:szCs w:val="15"/>
-              </w:rPr>
-              <w:t>años</w:t>
-            </w:r>
-            <w:r>
-              <w:rPr>
-                <w:color w:val="555500"/>
-                <w:sz w:val="15"/>
-                <w:szCs w:val="15"/>
-              </w:rPr>
-              <w:t>.</w:t>
+              <w:t xml:space="preserve">CONFIDENCIAL — Uso exclusivo de CERTUS CONSULTORES/ESPINOSA SALAZAR. No entregar al cliente. Conservar 5 años.</w:t>
             </w:r>
           </w:p>
         </w:tc>
